--- a/Software Requirements Spec.docx
+++ b/Software Requirements Spec.docx
@@ -123,45 +123,7 @@
         <w:rPr>
           <w:rFonts w:ascii="Times New Roman" w:hAnsi="Times New Roman" w:cs="Times New Roman"/>
         </w:rPr>
-        <w:t xml:space="preserve">. </w:t>
-      </w:r>
-      <w:r>
-        <w:rPr>
-          <w:rFonts w:ascii="Times New Roman" w:hAnsi="Times New Roman" w:cs="Times New Roman"/>
-        </w:rPr>
-        <w:t xml:space="preserve">The remainder of this document is structured as follows. Section 5.2 contains </w:t>
-      </w:r>
-      <w:r>
-        <w:rPr>
-          <w:rFonts w:ascii="Times New Roman" w:hAnsi="Times New Roman" w:cs="Times New Roman"/>
-        </w:rPr>
-        <w:t>the functional requirements which will explain what features these added systems are expected to have,</w:t>
-      </w:r>
-      <w:r>
-        <w:rPr>
-          <w:rFonts w:ascii="Times New Roman" w:hAnsi="Times New Roman" w:cs="Times New Roman"/>
-        </w:rPr>
-        <w:t xml:space="preserve"> Section 5.3 contains </w:t>
-      </w:r>
-      <w:r>
-        <w:rPr>
-          <w:rFonts w:ascii="Times New Roman" w:hAnsi="Times New Roman" w:cs="Times New Roman"/>
-        </w:rPr>
-        <w:t xml:space="preserve">performance requirements that the game will </w:t>
-      </w:r>
-      <w:proofErr w:type="gramStart"/>
-      <w:r>
-        <w:rPr>
-          <w:rFonts w:ascii="Times New Roman" w:hAnsi="Times New Roman" w:cs="Times New Roman"/>
-        </w:rPr>
-        <w:t>run</w:t>
-      </w:r>
-      <w:proofErr w:type="gramEnd"/>
-      <w:r>
-        <w:rPr>
-          <w:rFonts w:ascii="Times New Roman" w:hAnsi="Times New Roman" w:cs="Times New Roman"/>
-        </w:rPr>
-        <w:t xml:space="preserve"> and Section 5.4 will provide what prerequisites are needed for the game to be able to run.</w:t>
+        <w:t>. The remainder of this document is structured as follows. Section 5.2 contains the functional requirements which will explain what features these added systems are expected to have, Section 5.3 contains performance requirements that the game will run and Section 5.4 will provide what prerequisites are needed for the game to be able to run.</w:t>
       </w:r>
     </w:p>
     <w:p>
@@ -444,21 +406,7 @@
         <w:rPr>
           <w:rFonts w:ascii="Times New Roman" w:hAnsi="Times New Roman" w:cs="Times New Roman"/>
         </w:rPr>
-        <w:t xml:space="preserve">5.2.3.3 If tutorial is on, assets shall be added to indicate which buttons </w:t>
-      </w:r>
-      <w:proofErr w:type="gramStart"/>
-      <w:r>
-        <w:rPr>
-          <w:rFonts w:ascii="Times New Roman" w:hAnsi="Times New Roman" w:cs="Times New Roman"/>
-        </w:rPr>
-        <w:t>player’s</w:t>
-      </w:r>
-      <w:proofErr w:type="gramEnd"/>
-      <w:r>
-        <w:rPr>
-          <w:rFonts w:ascii="Times New Roman" w:hAnsi="Times New Roman" w:cs="Times New Roman"/>
-        </w:rPr>
-        <w:t xml:space="preserve"> should press</w:t>
+        <w:t>5.2.3.3 If tutorial is on, assets shall be added to indicate which buttons player’s should press</w:t>
       </w:r>
     </w:p>
     <w:p>
@@ -565,6 +513,8 @@
         <w:rPr>
           <w:rFonts w:ascii="Times New Roman" w:hAnsi="Times New Roman" w:cs="Times New Roman"/>
           <w:color w:val="auto"/>
+          <w:sz w:val="24"/>
+          <w:szCs w:val="24"/>
         </w:rPr>
       </w:pPr>
       <w:r>
@@ -573,14 +523,15 @@
           <w:color w:val="auto"/>
         </w:rPr>
         <w:tab/>
-        <w:t xml:space="preserve">Processor: </w:t>
-      </w:r>
-      <w:r>
-        <w:rPr>
-          <w:rFonts w:ascii="Times New Roman" w:hAnsi="Times New Roman" w:cs="Times New Roman"/>
-          <w:color w:val="auto"/>
-        </w:rPr>
-        <w:t>Intel Core i5-8400 / AMD Ryzen 5 2600 or better</w:t>
+      </w:r>
+      <w:r>
+        <w:rPr>
+          <w:rFonts w:ascii="Times New Roman" w:hAnsi="Times New Roman" w:cs="Times New Roman"/>
+          <w:color w:val="auto"/>
+          <w:sz w:val="24"/>
+          <w:szCs w:val="24"/>
+        </w:rPr>
+        <w:t>Processor: Intel Core i5-8400 / AMD Ryzen 5 2600 or better</w:t>
       </w:r>
     </w:p>
     <w:p>
@@ -590,21 +541,18 @@
         <w:rPr>
           <w:rFonts w:ascii="Times New Roman" w:hAnsi="Times New Roman" w:cs="Times New Roman"/>
           <w:color w:val="auto"/>
-        </w:rPr>
-      </w:pPr>
-      <w:r>
-        <w:rPr>
-          <w:rFonts w:ascii="Times New Roman" w:hAnsi="Times New Roman" w:cs="Times New Roman"/>
-          <w:color w:val="auto"/>
-        </w:rPr>
-        <w:t xml:space="preserve">Hard Drive Space: </w:t>
-      </w:r>
-      <w:r>
-        <w:rPr>
-          <w:rFonts w:ascii="Times New Roman" w:hAnsi="Times New Roman" w:cs="Times New Roman"/>
-          <w:color w:val="auto"/>
-        </w:rPr>
-        <w:t>5 GB for engine and project files (additional 10+ GB for assets and builds)</w:t>
+          <w:sz w:val="24"/>
+          <w:szCs w:val="24"/>
+        </w:rPr>
+      </w:pPr>
+      <w:r>
+        <w:rPr>
+          <w:rFonts w:ascii="Times New Roman" w:hAnsi="Times New Roman" w:cs="Times New Roman"/>
+          <w:color w:val="auto"/>
+          <w:sz w:val="24"/>
+          <w:szCs w:val="24"/>
+        </w:rPr>
+        <w:t>Hard Drive Space: 5 GB for engine and project files (additional 10+ GB for assets and builds)</w:t>
       </w:r>
     </w:p>
     <w:p>
@@ -614,12 +562,16 @@
         <w:rPr>
           <w:rFonts w:ascii="Times New Roman" w:hAnsi="Times New Roman" w:cs="Times New Roman"/>
           <w:color w:val="auto"/>
-        </w:rPr>
-      </w:pPr>
-      <w:r>
-        <w:rPr>
-          <w:rFonts w:ascii="Times New Roman" w:hAnsi="Times New Roman" w:cs="Times New Roman"/>
-          <w:color w:val="auto"/>
+          <w:sz w:val="24"/>
+          <w:szCs w:val="24"/>
+        </w:rPr>
+      </w:pPr>
+      <w:r>
+        <w:rPr>
+          <w:rFonts w:ascii="Times New Roman" w:hAnsi="Times New Roman" w:cs="Times New Roman"/>
+          <w:color w:val="auto"/>
+          <w:sz w:val="24"/>
+          <w:szCs w:val="24"/>
         </w:rPr>
         <w:t>RAM: 16 GB or more</w:t>
       </w:r>
@@ -631,12 +583,16 @@
         <w:rPr>
           <w:rFonts w:ascii="Times New Roman" w:hAnsi="Times New Roman" w:cs="Times New Roman"/>
           <w:color w:val="auto"/>
-        </w:rPr>
-      </w:pPr>
-      <w:r>
-        <w:rPr>
-          <w:rFonts w:ascii="Times New Roman" w:hAnsi="Times New Roman" w:cs="Times New Roman"/>
-          <w:color w:val="auto"/>
+          <w:sz w:val="24"/>
+          <w:szCs w:val="24"/>
+        </w:rPr>
+      </w:pPr>
+      <w:r>
+        <w:rPr>
+          <w:rFonts w:ascii="Times New Roman" w:hAnsi="Times New Roman" w:cs="Times New Roman"/>
+          <w:color w:val="auto"/>
+          <w:sz w:val="24"/>
+          <w:szCs w:val="24"/>
         </w:rPr>
         <w:t>Operating System: Windows 10/11</w:t>
       </w:r>
@@ -648,12 +604,16 @@
         <w:rPr>
           <w:rFonts w:ascii="Times New Roman" w:hAnsi="Times New Roman" w:cs="Times New Roman"/>
           <w:color w:val="auto"/>
-        </w:rPr>
-      </w:pPr>
-      <w:r>
-        <w:rPr>
-          <w:rFonts w:ascii="Times New Roman" w:hAnsi="Times New Roman" w:cs="Times New Roman"/>
-          <w:color w:val="auto"/>
+          <w:sz w:val="24"/>
+          <w:szCs w:val="24"/>
+        </w:rPr>
+      </w:pPr>
+      <w:r>
+        <w:rPr>
+          <w:rFonts w:ascii="Times New Roman" w:hAnsi="Times New Roman" w:cs="Times New Roman"/>
+          <w:color w:val="auto"/>
+          <w:sz w:val="24"/>
+          <w:szCs w:val="24"/>
         </w:rPr>
         <w:t xml:space="preserve">Display: 1920x1080 </w:t>
       </w:r>
@@ -664,14 +624,114 @@
         <w:ind w:left="720"/>
         <w:rPr>
           <w:rFonts w:ascii="Times New Roman" w:hAnsi="Times New Roman" w:cs="Times New Roman"/>
-        </w:rPr>
-      </w:pPr>
-      <w:r>
-        <w:rPr>
-          <w:rFonts w:ascii="Times New Roman" w:hAnsi="Times New Roman" w:cs="Times New Roman"/>
-          <w:color w:val="auto"/>
+          <w:color w:val="auto"/>
+          <w:sz w:val="24"/>
+          <w:szCs w:val="24"/>
+        </w:rPr>
+      </w:pPr>
+      <w:r>
+        <w:rPr>
+          <w:rFonts w:ascii="Times New Roman" w:hAnsi="Times New Roman" w:cs="Times New Roman"/>
+          <w:color w:val="auto"/>
+          <w:sz w:val="24"/>
+          <w:szCs w:val="24"/>
         </w:rPr>
         <w:t>Sound Card: Optional</w:t>
+      </w:r>
+    </w:p>
+    <w:p/>
+    <w:p>
+      <w:pPr>
+        <w:pStyle w:val="NoSpacing"/>
+        <w:rPr>
+          <w:rFonts w:ascii="Times New Roman" w:hAnsi="Times New Roman" w:cs="Times New Roman"/>
+        </w:rPr>
+      </w:pPr>
+      <w:r>
+        <w:rPr>
+          <w:rFonts w:ascii="Times New Roman" w:hAnsi="Times New Roman" w:cs="Times New Roman"/>
+        </w:rPr>
+        <w:t>User Story Format</w:t>
+      </w:r>
+    </w:p>
+    <w:p>
+      <w:pPr>
+        <w:pStyle w:val="NoSpacing"/>
+        <w:rPr>
+          <w:rFonts w:ascii="Times New Roman" w:hAnsi="Times New Roman" w:cs="Times New Roman"/>
+        </w:rPr>
+      </w:pPr>
+    </w:p>
+    <w:p>
+      <w:pPr>
+        <w:pStyle w:val="NoSpacing"/>
+        <w:numPr>
+          <w:ilvl w:val="0"/>
+          <w:numId w:val="2"/>
+        </w:numPr>
+        <w:rPr>
+          <w:rFonts w:ascii="Times New Roman" w:hAnsi="Times New Roman" w:cs="Times New Roman"/>
+        </w:rPr>
+      </w:pPr>
+      <w:r>
+        <w:rPr>
+          <w:rFonts w:ascii="Times New Roman" w:hAnsi="Times New Roman" w:cs="Times New Roman"/>
+        </w:rPr>
+        <w:t>As a player, I want to be able to help my teammates, so that I feel that we are using teamwork to defeat enemies</w:t>
+      </w:r>
+    </w:p>
+    <w:p>
+      <w:pPr>
+        <w:pStyle w:val="NoSpacing"/>
+        <w:numPr>
+          <w:ilvl w:val="0"/>
+          <w:numId w:val="2"/>
+        </w:numPr>
+        <w:rPr>
+          <w:rFonts w:ascii="Times New Roman" w:hAnsi="Times New Roman" w:cs="Times New Roman"/>
+        </w:rPr>
+      </w:pPr>
+      <w:r>
+        <w:rPr>
+          <w:rFonts w:ascii="Times New Roman" w:hAnsi="Times New Roman" w:cs="Times New Roman"/>
+        </w:rPr>
+        <w:t>As a parent, I want my children to have fun, so that my children are entertained</w:t>
+      </w:r>
+    </w:p>
+    <w:p>
+      <w:pPr>
+        <w:pStyle w:val="NoSpacing"/>
+        <w:numPr>
+          <w:ilvl w:val="0"/>
+          <w:numId w:val="2"/>
+        </w:numPr>
+        <w:rPr>
+          <w:rFonts w:ascii="Times New Roman" w:hAnsi="Times New Roman" w:cs="Times New Roman"/>
+        </w:rPr>
+      </w:pPr>
+      <w:r>
+        <w:rPr>
+          <w:rFonts w:ascii="Times New Roman" w:hAnsi="Times New Roman" w:cs="Times New Roman"/>
+        </w:rPr>
+        <w:t>As a player, I want to have fun, so that I am entertained</w:t>
+      </w:r>
+    </w:p>
+    <w:p>
+      <w:pPr>
+        <w:pStyle w:val="NoSpacing"/>
+        <w:numPr>
+          <w:ilvl w:val="0"/>
+          <w:numId w:val="2"/>
+        </w:numPr>
+        <w:rPr>
+          <w:rFonts w:ascii="Times New Roman" w:hAnsi="Times New Roman" w:cs="Times New Roman"/>
+        </w:rPr>
+      </w:pPr>
+      <w:r>
+        <w:rPr>
+          <w:rFonts w:ascii="Times New Roman" w:hAnsi="Times New Roman" w:cs="Times New Roman"/>
+        </w:rPr>
+        <w:t>As a player, I want to understand the game, so that I do not get frustrated</w:t>
       </w:r>
     </w:p>
     <w:sectPr>
@@ -775,8 +835,100 @@
       </w:pPr>
     </w:lvl>
   </w:abstractNum>
+  <w:abstractNum w:abstractNumId="1" w15:restartNumberingAfterBreak="0">
+    <w:nsid w:val="747D270F"/>
+    <w:multiLevelType w:val="hybridMultilevel"/>
+    <w:tmpl w:val="1A0465A4"/>
+    <w:lvl w:ilvl="0" w:tplc="0409000F">
+      <w:start w:val="1"/>
+      <w:numFmt w:val="decimal"/>
+      <w:lvlText w:val="%1."/>
+      <w:lvlJc w:val="left"/>
+      <w:pPr>
+        <w:ind w:left="720" w:hanging="360"/>
+      </w:pPr>
+      <w:rPr>
+        <w:rFonts w:hint="default"/>
+      </w:rPr>
+    </w:lvl>
+    <w:lvl w:ilvl="1" w:tplc="04090019" w:tentative="1">
+      <w:start w:val="1"/>
+      <w:numFmt w:val="lowerLetter"/>
+      <w:lvlText w:val="%2."/>
+      <w:lvlJc w:val="left"/>
+      <w:pPr>
+        <w:ind w:left="1440" w:hanging="360"/>
+      </w:pPr>
+    </w:lvl>
+    <w:lvl w:ilvl="2" w:tplc="0409001B" w:tentative="1">
+      <w:start w:val="1"/>
+      <w:numFmt w:val="lowerRoman"/>
+      <w:lvlText w:val="%3."/>
+      <w:lvlJc w:val="right"/>
+      <w:pPr>
+        <w:ind w:left="2160" w:hanging="180"/>
+      </w:pPr>
+    </w:lvl>
+    <w:lvl w:ilvl="3" w:tplc="0409000F" w:tentative="1">
+      <w:start w:val="1"/>
+      <w:numFmt w:val="decimal"/>
+      <w:lvlText w:val="%4."/>
+      <w:lvlJc w:val="left"/>
+      <w:pPr>
+        <w:ind w:left="2880" w:hanging="360"/>
+      </w:pPr>
+    </w:lvl>
+    <w:lvl w:ilvl="4" w:tplc="04090019" w:tentative="1">
+      <w:start w:val="1"/>
+      <w:numFmt w:val="lowerLetter"/>
+      <w:lvlText w:val="%5."/>
+      <w:lvlJc w:val="left"/>
+      <w:pPr>
+        <w:ind w:left="3600" w:hanging="360"/>
+      </w:pPr>
+    </w:lvl>
+    <w:lvl w:ilvl="5" w:tplc="0409001B" w:tentative="1">
+      <w:start w:val="1"/>
+      <w:numFmt w:val="lowerRoman"/>
+      <w:lvlText w:val="%6."/>
+      <w:lvlJc w:val="right"/>
+      <w:pPr>
+        <w:ind w:left="4320" w:hanging="180"/>
+      </w:pPr>
+    </w:lvl>
+    <w:lvl w:ilvl="6" w:tplc="0409000F" w:tentative="1">
+      <w:start w:val="1"/>
+      <w:numFmt w:val="decimal"/>
+      <w:lvlText w:val="%7."/>
+      <w:lvlJc w:val="left"/>
+      <w:pPr>
+        <w:ind w:left="5040" w:hanging="360"/>
+      </w:pPr>
+    </w:lvl>
+    <w:lvl w:ilvl="7" w:tplc="04090019" w:tentative="1">
+      <w:start w:val="1"/>
+      <w:numFmt w:val="lowerLetter"/>
+      <w:lvlText w:val="%8."/>
+      <w:lvlJc w:val="left"/>
+      <w:pPr>
+        <w:ind w:left="5760" w:hanging="360"/>
+      </w:pPr>
+    </w:lvl>
+    <w:lvl w:ilvl="8" w:tplc="0409001B" w:tentative="1">
+      <w:start w:val="1"/>
+      <w:numFmt w:val="lowerRoman"/>
+      <w:lvlText w:val="%9."/>
+      <w:lvlJc w:val="right"/>
+      <w:pPr>
+        <w:ind w:left="6480" w:hanging="180"/>
+      </w:pPr>
+    </w:lvl>
+  </w:abstractNum>
   <w:num w:numId="1" w16cid:durableId="1123693980">
     <w:abstractNumId w:val="0"/>
+  </w:num>
+  <w:num w:numId="2" w16cid:durableId="121929486">
+    <w:abstractNumId w:val="1"/>
   </w:num>
 </w:numbering>
 </file>
@@ -1381,6 +1533,7 @@
   <w:style w:type="character" w:default="1" w:styleId="DefaultParagraphFont">
     <w:name w:val="Default Paragraph Font"/>
     <w:uiPriority w:val="1"/>
+    <w:semiHidden/>
     <w:unhideWhenUsed/>
   </w:style>
   <w:style w:type="table" w:default="1" w:styleId="TableNormal">
